--- a/docs/Bao_Cao_StoreFlow_AI.docx
+++ b/docs/Bao_Cao_StoreFlow_AI.docx
@@ -515,7 +515,7 @@
     </w:p>
     <w:p>
       <w:r>
-        <w:t>Hệ thống được phát triển theo kiến trúc hướng dịch vụ với backend Python FastAPI và frontend tương tác React 18 (Vite). Các đóng góp kỹ thuật trọng tâm của đề tài bao gồm:</w:t>
+        <w:t>Hệ thống được phát triển theo kiến trúc hướng dịch vụ với backend Python FastAPI và frontend tương tác React 19 (Vite 8). Các đóng góp kỹ thuật trọng tâm của đề tài bao gồm:</w:t>
       </w:r>
     </w:p>
     <w:p>
@@ -5183,7 +5183,7 @@
         <w:spacing w:after="40" w:line="276" w:lineRule="auto"/>
       </w:pPr>
       <w:r>
-        <w:t>Kiến trúc ứng dụng Web phân tầng (FastAPI, React 18, SQLite WAL, ChromaDB).</w:t>
+        <w:t>Kiến trúc ứng dụng Web phân tầng (FastAPI, React 19, SQLite WAL, ChromaDB).</w:t>
       </w:r>
     </w:p>
     <w:p>
@@ -6001,7 +6001,7 @@
         <w:rPr>
           <w:b/>
         </w:rPr>
-        <w:t>React 18</w:t>
+        <w:t>React 19</w:t>
       </w:r>
       <w:r>
         <w:t xml:space="preserve"> xây dựng trên nền tảng đóng gói siêu tốc </w:t>
@@ -6010,7 +6010,7 @@
         <w:rPr>
           <w:b/>
         </w:rPr>
-        <w:t>Vite</w:t>
+        <w:t>Vite 8</w:t>
       </w:r>
       <w:r>
         <w:t>, thiết kế theo phong cách giao diện báo in cổ điển (Vintage Editorial / Retro Print Catalog), hỗ trợ chuyển đổi giao diện sáng/tối (Dual Theme) và lưu giữ trạng thái điều hướng qua `localStorage`.</w:t>
@@ -7026,7 +7026,7 @@
               <w:t>skinparam wrapWidth 200</w:t>
               <w:br/>
               <w:br/>
-              <w:t>package "Frontend Layer (React 18 + Vite)" {</w:t>
+              <w:t>package "Frontend Layer (React 19 + Vite)" {</w:t>
               <w:br/>
               <w:t xml:space="preserve">  [Public Storefront &amp; POS View] as UI_POS</w:t>
               <w:br/>
@@ -9703,7 +9703,7 @@
                 <w:rFonts w:ascii="Times New Roman" w:hAnsi="Times New Roman"/>
                 <w:sz w:val="19"/>
               </w:rPr>
-              <w:t>Node.js v20+, React 18, Vite 5</w:t>
+              <w:t>Node.js v20+ / v24+, React 19, Vite 8</w:t>
             </w:r>
           </w:p>
         </w:tc>
@@ -13158,7 +13158,7 @@
         <w:spacing w:after="40" w:line="276" w:lineRule="auto"/>
       </w:pPr>
       <w:r>
-        <w:t>Xây dựng thành công hệ thống phần mềm quản lý bán hàng chuẩn công nghiệp với kiến trúc phân tầng rõ ràng (FastAPI, React 18, SQLite WAL, ChromaDB 3 Collections).</w:t>
+        <w:t>Xây dựng thành công hệ thống phần mềm quản lý bán hàng chuẩn công nghiệp với kiến trúc phân tầng rõ ràng (FastAPI, React 19, SQLite WAL, ChromaDB 3 Collections).</w:t>
       </w:r>
     </w:p>
     <w:p>
